--- a/drive-docs/nosotros/quienes-somos.docx
+++ b/drive-docs/nosotros/quienes-somos.docx
@@ -123,11 +123,44 @@
           </w:tcPr>
           <w:p>
             <w:r>
-              <w:rPr>
-                <w:i/>
-                <w:iCs/>
-              </w:rPr>
-              <w:t xml:space="preserve">[imagen: Estrategias Logo — http://adobe.puntos.net.s3-website-us-east-1.amazonaws.com/assets/estrategia-kgad1fx8.png]</w:t>
+              <w:drawing>
+                <wp:inline distT="0" distB="0" distL="0" distR="0">
+                  <wp:extent cx="4286250" cy="4286250"/>
+                  <wp:effectExtent t="0" r="0" b="0" l="0"/>
+                  <wp:docPr id="1" name="" descr="" title=""/>
+                  <wp:cNvGraphicFramePr>
+                    <a:graphicFrameLocks xmlns:a="http://schemas.openxmlformats.org/drawingml/2006/main" noChangeAspect="1"/>
+                  </wp:cNvGraphicFramePr>
+                  <a:graphic xmlns:a="http://schemas.openxmlformats.org/drawingml/2006/main">
+                    <a:graphicData uri="http://schemas.openxmlformats.org/drawingml/2006/picture">
+                      <pic:pic xmlns:pic="http://schemas.openxmlformats.org/drawingml/2006/picture">
+                        <pic:nvPicPr>
+                          <pic:cNvPr id="0" name="" descr=""/>
+                          <pic:cNvPicPr>
+                            <a:picLocks noChangeAspect="1" noChangeArrowheads="1"/>
+                          </pic:cNvPicPr>
+                        </pic:nvPicPr>
+                        <pic:blipFill>
+                          <a:blip r:embed="rId7" cstate="none"/>
+                          <a:srcRect/>
+                          <a:stretch>
+                            <a:fillRect/>
+                          </a:stretch>
+                        </pic:blipFill>
+                        <pic:spPr bwMode="auto">
+                          <a:xfrm>
+                            <a:off x="0" y="0"/>
+                            <a:ext cx="4286250" cy="4286250"/>
+                          </a:xfrm>
+                          <a:prstGeom prst="rect">
+                            <a:avLst/>
+                          </a:prstGeom>
+                        </pic:spPr>
+                      </pic:pic>
+                    </a:graphicData>
+                  </a:graphic>
+                </wp:inline>
+              </w:drawing>
             </w:r>
           </w:p>
         </w:tc>
@@ -238,11 +271,44 @@
           </w:tcPr>
           <w:p>
             <w:r>
-              <w:rPr>
-                <w:i/>
-                <w:iCs/>
-              </w:rPr>
-              <w:t xml:space="preserve">[imagen: Especialistas Logo — http://adobe.puntos.net.s3-website-us-east-1.amazonaws.com/assets/especialistas-j522HOkK.png]</w:t>
+              <w:drawing>
+                <wp:inline distT="0" distB="0" distL="0" distR="0">
+                  <wp:extent cx="4286250" cy="4286250"/>
+                  <wp:effectExtent t="0" r="0" b="0" l="0"/>
+                  <wp:docPr id="1" name="" descr="" title=""/>
+                  <wp:cNvGraphicFramePr>
+                    <a:graphicFrameLocks xmlns:a="http://schemas.openxmlformats.org/drawingml/2006/main" noChangeAspect="1"/>
+                  </wp:cNvGraphicFramePr>
+                  <a:graphic xmlns:a="http://schemas.openxmlformats.org/drawingml/2006/main">
+                    <a:graphicData uri="http://schemas.openxmlformats.org/drawingml/2006/picture">
+                      <pic:pic xmlns:pic="http://schemas.openxmlformats.org/drawingml/2006/picture">
+                        <pic:nvPicPr>
+                          <pic:cNvPr id="0" name="" descr=""/>
+                          <pic:cNvPicPr>
+                            <a:picLocks noChangeAspect="1" noChangeArrowheads="1"/>
+                          </pic:cNvPicPr>
+                        </pic:nvPicPr>
+                        <pic:blipFill>
+                          <a:blip r:embed="rId8" cstate="none"/>
+                          <a:srcRect/>
+                          <a:stretch>
+                            <a:fillRect/>
+                          </a:stretch>
+                        </pic:blipFill>
+                        <pic:spPr bwMode="auto">
+                          <a:xfrm>
+                            <a:off x="0" y="0"/>
+                            <a:ext cx="4286250" cy="4286250"/>
+                          </a:xfrm>
+                          <a:prstGeom prst="rect">
+                            <a:avLst/>
+                          </a:prstGeom>
+                        </pic:spPr>
+                      </pic:pic>
+                    </a:graphicData>
+                  </a:graphic>
+                </wp:inline>
+              </w:drawing>
             </w:r>
           </w:p>
         </w:tc>
@@ -307,11 +373,44 @@
           </w:tcPr>
           <w:p>
             <w:r>
-              <w:rPr>
-                <w:i/>
-                <w:iCs/>
-              </w:rPr>
-              <w:t xml:space="preserve">[imagen: integracion Logo — http://adobe.puntos.net.s3-website-us-east-1.amazonaws.com/assets/integracion-B6EqgReP.png]</w:t>
+              <w:drawing>
+                <wp:inline distT="0" distB="0" distL="0" distR="0">
+                  <wp:extent cx="4286250" cy="4286250"/>
+                  <wp:effectExtent t="0" r="0" b="0" l="0"/>
+                  <wp:docPr id="1" name="" descr="" title=""/>
+                  <wp:cNvGraphicFramePr>
+                    <a:graphicFrameLocks xmlns:a="http://schemas.openxmlformats.org/drawingml/2006/main" noChangeAspect="1"/>
+                  </wp:cNvGraphicFramePr>
+                  <a:graphic xmlns:a="http://schemas.openxmlformats.org/drawingml/2006/main">
+                    <a:graphicData uri="http://schemas.openxmlformats.org/drawingml/2006/picture">
+                      <pic:pic xmlns:pic="http://schemas.openxmlformats.org/drawingml/2006/picture">
+                        <pic:nvPicPr>
+                          <pic:cNvPr id="0" name="" descr=""/>
+                          <pic:cNvPicPr>
+                            <a:picLocks noChangeAspect="1" noChangeArrowheads="1"/>
+                          </pic:cNvPicPr>
+                        </pic:nvPicPr>
+                        <pic:blipFill>
+                          <a:blip r:embed="rId9" cstate="none"/>
+                          <a:srcRect/>
+                          <a:stretch>
+                            <a:fillRect/>
+                          </a:stretch>
+                        </pic:blipFill>
+                        <pic:spPr bwMode="auto">
+                          <a:xfrm>
+                            <a:off x="0" y="0"/>
+                            <a:ext cx="4286250" cy="4286250"/>
+                          </a:xfrm>
+                          <a:prstGeom prst="rect">
+                            <a:avLst/>
+                          </a:prstGeom>
+                        </pic:spPr>
+                      </pic:pic>
+                    </a:graphicData>
+                  </a:graphic>
+                </wp:inline>
+              </w:drawing>
             </w:r>
           </w:p>
         </w:tc>
@@ -471,11 +570,44 @@
           </w:tcPr>
           <w:p>
             <w:r>
-              <w:rPr>
-                <w:i/>
-                <w:iCs/>
-              </w:rPr>
-              <w:t xml:space="preserve">[imagen: Experiencia Logo — http://adobe.puntos.net.s3-website-us-east-1.amazonaws.com/assets/experiencia-B77TFSG8.png]</w:t>
+              <w:drawing>
+                <wp:inline distT="0" distB="0" distL="0" distR="0">
+                  <wp:extent cx="4286250" cy="3895725"/>
+                  <wp:effectExtent t="0" r="0" b="0" l="0"/>
+                  <wp:docPr id="1" name="" descr="" title=""/>
+                  <wp:cNvGraphicFramePr>
+                    <a:graphicFrameLocks xmlns:a="http://schemas.openxmlformats.org/drawingml/2006/main" noChangeAspect="1"/>
+                  </wp:cNvGraphicFramePr>
+                  <a:graphic xmlns:a="http://schemas.openxmlformats.org/drawingml/2006/main">
+                    <a:graphicData uri="http://schemas.openxmlformats.org/drawingml/2006/picture">
+                      <pic:pic xmlns:pic="http://schemas.openxmlformats.org/drawingml/2006/picture">
+                        <pic:nvPicPr>
+                          <pic:cNvPr id="0" name="" descr=""/>
+                          <pic:cNvPicPr>
+                            <a:picLocks noChangeAspect="1" noChangeArrowheads="1"/>
+                          </pic:cNvPicPr>
+                        </pic:nvPicPr>
+                        <pic:blipFill>
+                          <a:blip r:embed="rId10" cstate="none"/>
+                          <a:srcRect/>
+                          <a:stretch>
+                            <a:fillRect/>
+                          </a:stretch>
+                        </pic:blipFill>
+                        <pic:spPr bwMode="auto">
+                          <a:xfrm>
+                            <a:off x="0" y="0"/>
+                            <a:ext cx="4286250" cy="3895725"/>
+                          </a:xfrm>
+                          <a:prstGeom prst="rect">
+                            <a:avLst/>
+                          </a:prstGeom>
+                        </pic:spPr>
+                      </pic:pic>
+                    </a:graphicData>
+                  </a:graphic>
+                </wp:inline>
+              </w:drawing>
             </w:r>
           </w:p>
         </w:tc>
@@ -503,7 +635,44 @@
     </w:p>
     <w:p>
       <w:r>
-        <w:t xml:space="preserve"/>
+        <w:drawing>
+          <wp:inline distT="0" distB="0" distL="0" distR="0">
+            <wp:extent cx="4286250" cy="2143125"/>
+            <wp:effectExtent t="0" r="0" b="0" l="0"/>
+            <wp:docPr id="1" name="" descr="" title=""/>
+            <wp:cNvGraphicFramePr>
+              <a:graphicFrameLocks xmlns:a="http://schemas.openxmlformats.org/drawingml/2006/main" noChangeAspect="1"/>
+            </wp:cNvGraphicFramePr>
+            <a:graphic xmlns:a="http://schemas.openxmlformats.org/drawingml/2006/main">
+              <a:graphicData uri="http://schemas.openxmlformats.org/drawingml/2006/picture">
+                <pic:pic xmlns:pic="http://schemas.openxmlformats.org/drawingml/2006/picture">
+                  <pic:nvPicPr>
+                    <pic:cNvPr id="0" name="" descr=""/>
+                    <pic:cNvPicPr>
+                      <a:picLocks noChangeAspect="1" noChangeArrowheads="1"/>
+                    </pic:cNvPicPr>
+                  </pic:nvPicPr>
+                  <pic:blipFill>
+                    <a:blip r:embed="rId11" cstate="none"/>
+                    <a:srcRect/>
+                    <a:stretch>
+                      <a:fillRect/>
+                    </a:stretch>
+                  </pic:blipFill>
+                  <pic:spPr bwMode="auto">
+                    <a:xfrm>
+                      <a:off x="0" y="0"/>
+                      <a:ext cx="4286250" cy="2143125"/>
+                    </a:xfrm>
+                    <a:prstGeom prst="rect">
+                      <a:avLst/>
+                    </a:prstGeom>
+                  </pic:spPr>
+                </pic:pic>
+              </a:graphicData>
+            </a:graphic>
+          </wp:inline>
+        </w:drawing>
       </w:r>
     </w:p>
     <w:p>

--- a/drive-docs/nosotros/quienes-somos.docx
+++ b/drive-docs/nosotros/quienes-somos.docx
@@ -4,7 +4,7 @@
   <w:body>
     <w:tbl>
       <w:tblPr>
-        <w:tblW w:type="pct" w:w="100%"/>
+        <w:tblW w:type="dxa" w:w="9360"/>
         <w:tblBorders>
           <w:top w:val="single" w:color="auto" w:sz="4"/>
           <w:left w:val="single" w:color="auto" w:sz="4"/>
@@ -13,13 +13,16 @@
           <w:insideH w:val="single" w:color="auto" w:sz="4"/>
           <w:insideV w:val="single" w:color="auto" w:sz="4"/>
         </w:tblBorders>
+        <w:tblLayout w:type="fixed"/>
       </w:tblPr>
       <w:tblGrid>
-        <w:gridCol w:w="100"/>
+        <w:gridCol w:w="9360"/>
       </w:tblGrid>
       <w:tr>
         <w:tc>
           <w:tcPr>
+            <w:tcW w:type="dxa" w:w="9360"/>
+            <w:gridSpan w:val="1"/>
             <w:tcBorders>
               <w:top w:val="single" w:color="999999" w:sz="4"/>
               <w:left w:val="single" w:color="999999" w:sz="4"/>
@@ -41,6 +44,7 @@
       <w:tr>
         <w:tc>
           <w:tcPr>
+            <w:tcW w:type="dxa" w:w="9360"/>
             <w:tcBorders>
               <w:top w:val="single" w:color="999999" w:sz="4"/>
               <w:left w:val="single" w:color="999999" w:sz="4"/>
@@ -76,7 +80,7 @@
     </w:p>
     <w:tbl>
       <w:tblPr>
-        <w:tblW w:type="pct" w:w="100%"/>
+        <w:tblW w:type="dxa" w:w="9360"/>
         <w:tblBorders>
           <w:top w:val="single" w:color="auto" w:sz="4"/>
           <w:left w:val="single" w:color="auto" w:sz="4"/>
@@ -85,14 +89,17 @@
           <w:insideH w:val="single" w:color="auto" w:sz="4"/>
           <w:insideV w:val="single" w:color="auto" w:sz="4"/>
         </w:tblBorders>
+        <w:tblLayout w:type="fixed"/>
       </w:tblPr>
       <w:tblGrid>
-        <w:gridCol w:w="100"/>
-        <w:gridCol w:w="100"/>
+        <w:gridCol w:w="4680"/>
+        <w:gridCol w:w="4680"/>
       </w:tblGrid>
       <w:tr>
         <w:tc>
           <w:tcPr>
+            <w:tcW w:type="dxa" w:w="9360"/>
+            <w:gridSpan w:val="2"/>
             <w:tcBorders>
               <w:top w:val="single" w:color="999999" w:sz="4"/>
               <w:left w:val="single" w:color="999999" w:sz="4"/>
@@ -114,6 +121,7 @@
       <w:tr>
         <w:tc>
           <w:tcPr>
+            <w:tcW w:type="dxa" w:w="4680"/>
             <w:tcBorders>
               <w:top w:val="single" w:color="999999" w:sz="4"/>
               <w:left w:val="single" w:color="999999" w:sz="4"/>
@@ -166,6 +174,7 @@
         </w:tc>
         <w:tc>
           <w:tcPr>
+            <w:tcW w:type="dxa" w:w="4680"/>
             <w:tcBorders>
               <w:top w:val="single" w:color="999999" w:sz="4"/>
               <w:left w:val="single" w:color="999999" w:sz="4"/>
@@ -204,7 +213,7 @@
     </w:p>
     <w:tbl>
       <w:tblPr>
-        <w:tblW w:type="pct" w:w="100%"/>
+        <w:tblW w:type="dxa" w:w="9360"/>
         <w:tblBorders>
           <w:top w:val="single" w:color="auto" w:sz="4"/>
           <w:left w:val="single" w:color="auto" w:sz="4"/>
@@ -213,14 +222,17 @@
           <w:insideH w:val="single" w:color="auto" w:sz="4"/>
           <w:insideV w:val="single" w:color="auto" w:sz="4"/>
         </w:tblBorders>
+        <w:tblLayout w:type="fixed"/>
       </w:tblPr>
       <w:tblGrid>
-        <w:gridCol w:w="100"/>
-        <w:gridCol w:w="100"/>
+        <w:gridCol w:w="4680"/>
+        <w:gridCol w:w="4680"/>
       </w:tblGrid>
       <w:tr>
         <w:tc>
           <w:tcPr>
+            <w:tcW w:type="dxa" w:w="9360"/>
+            <w:gridSpan w:val="2"/>
             <w:tcBorders>
               <w:top w:val="single" w:color="999999" w:sz="4"/>
               <w:left w:val="single" w:color="999999" w:sz="4"/>
@@ -242,6 +254,7 @@
       <w:tr>
         <w:tc>
           <w:tcPr>
+            <w:tcW w:type="dxa" w:w="4680"/>
             <w:tcBorders>
               <w:top w:val="single" w:color="999999" w:sz="4"/>
               <w:left w:val="single" w:color="999999" w:sz="4"/>
@@ -262,6 +275,7 @@
         </w:tc>
         <w:tc>
           <w:tcPr>
+            <w:tcW w:type="dxa" w:w="4680"/>
             <w:tcBorders>
               <w:top w:val="single" w:color="999999" w:sz="4"/>
               <w:left w:val="single" w:color="999999" w:sz="4"/>
@@ -326,7 +340,7 @@
     </w:p>
     <w:tbl>
       <w:tblPr>
-        <w:tblW w:type="pct" w:w="100%"/>
+        <w:tblW w:type="dxa" w:w="9360"/>
         <w:tblBorders>
           <w:top w:val="single" w:color="auto" w:sz="4"/>
           <w:left w:val="single" w:color="auto" w:sz="4"/>
@@ -335,14 +349,17 @@
           <w:insideH w:val="single" w:color="auto" w:sz="4"/>
           <w:insideV w:val="single" w:color="auto" w:sz="4"/>
         </w:tblBorders>
+        <w:tblLayout w:type="fixed"/>
       </w:tblPr>
       <w:tblGrid>
-        <w:gridCol w:w="100"/>
-        <w:gridCol w:w="100"/>
+        <w:gridCol w:w="4680"/>
+        <w:gridCol w:w="4680"/>
       </w:tblGrid>
       <w:tr>
         <w:tc>
           <w:tcPr>
+            <w:tcW w:type="dxa" w:w="9360"/>
+            <w:gridSpan w:val="2"/>
             <w:tcBorders>
               <w:top w:val="single" w:color="999999" w:sz="4"/>
               <w:left w:val="single" w:color="999999" w:sz="4"/>
@@ -364,6 +381,7 @@
       <w:tr>
         <w:tc>
           <w:tcPr>
+            <w:tcW w:type="dxa" w:w="4680"/>
             <w:tcBorders>
               <w:top w:val="single" w:color="999999" w:sz="4"/>
               <w:left w:val="single" w:color="999999" w:sz="4"/>
@@ -416,6 +434,7 @@
         </w:tc>
         <w:tc>
           <w:tcPr>
+            <w:tcW w:type="dxa" w:w="4680"/>
             <w:tcBorders>
               <w:top w:val="single" w:color="999999" w:sz="4"/>
               <w:left w:val="single" w:color="999999" w:sz="4"/>
@@ -508,7 +527,7 @@
     </w:p>
     <w:tbl>
       <w:tblPr>
-        <w:tblW w:type="pct" w:w="100%"/>
+        <w:tblW w:type="dxa" w:w="9360"/>
         <w:tblBorders>
           <w:top w:val="single" w:color="auto" w:sz="4"/>
           <w:left w:val="single" w:color="auto" w:sz="4"/>
@@ -517,14 +536,17 @@
           <w:insideH w:val="single" w:color="auto" w:sz="4"/>
           <w:insideV w:val="single" w:color="auto" w:sz="4"/>
         </w:tblBorders>
+        <w:tblLayout w:type="fixed"/>
       </w:tblPr>
       <w:tblGrid>
-        <w:gridCol w:w="100"/>
-        <w:gridCol w:w="100"/>
+        <w:gridCol w:w="4680"/>
+        <w:gridCol w:w="4680"/>
       </w:tblGrid>
       <w:tr>
         <w:tc>
           <w:tcPr>
+            <w:tcW w:type="dxa" w:w="9360"/>
+            <w:gridSpan w:val="2"/>
             <w:tcBorders>
               <w:top w:val="single" w:color="999999" w:sz="4"/>
               <w:left w:val="single" w:color="999999" w:sz="4"/>
@@ -546,6 +568,7 @@
       <w:tr>
         <w:tc>
           <w:tcPr>
+            <w:tcW w:type="dxa" w:w="4680"/>
             <w:tcBorders>
               <w:top w:val="single" w:color="999999" w:sz="4"/>
               <w:left w:val="single" w:color="999999" w:sz="4"/>
@@ -561,6 +584,7 @@
         </w:tc>
         <w:tc>
           <w:tcPr>
+            <w:tcW w:type="dxa" w:w="4680"/>
             <w:tcBorders>
               <w:top w:val="single" w:color="999999" w:sz="4"/>
               <w:left w:val="single" w:color="999999" w:sz="4"/>
@@ -682,7 +706,7 @@
     </w:p>
     <w:tbl>
       <w:tblPr>
-        <w:tblW w:type="pct" w:w="100%"/>
+        <w:tblW w:type="dxa" w:w="9360"/>
         <w:tblBorders>
           <w:top w:val="single" w:color="auto" w:sz="4"/>
           <w:left w:val="single" w:color="auto" w:sz="4"/>
@@ -691,14 +715,17 @@
           <w:insideH w:val="single" w:color="auto" w:sz="4"/>
           <w:insideV w:val="single" w:color="auto" w:sz="4"/>
         </w:tblBorders>
+        <w:tblLayout w:type="fixed"/>
       </w:tblPr>
       <w:tblGrid>
-        <w:gridCol w:w="100"/>
-        <w:gridCol w:w="100"/>
+        <w:gridCol w:w="4680"/>
+        <w:gridCol w:w="4680"/>
       </w:tblGrid>
       <w:tr>
         <w:tc>
           <w:tcPr>
+            <w:tcW w:type="dxa" w:w="9360"/>
+            <w:gridSpan w:val="2"/>
             <w:tcBorders>
               <w:top w:val="single" w:color="999999" w:sz="4"/>
               <w:left w:val="single" w:color="999999" w:sz="4"/>
@@ -720,6 +747,7 @@
       <w:tr>
         <w:tc>
           <w:tcPr>
+            <w:tcW w:type="dxa" w:w="4680"/>
             <w:tcBorders>
               <w:top w:val="single" w:color="999999" w:sz="4"/>
               <w:left w:val="single" w:color="999999" w:sz="4"/>
@@ -735,6 +763,7 @@
         </w:tc>
         <w:tc>
           <w:tcPr>
+            <w:tcW w:type="dxa" w:w="4680"/>
             <w:tcBorders>
               <w:top w:val="single" w:color="999999" w:sz="4"/>
               <w:left w:val="single" w:color="999999" w:sz="4"/>
@@ -752,6 +781,7 @@
       <w:tr>
         <w:tc>
           <w:tcPr>
+            <w:tcW w:type="dxa" w:w="4680"/>
             <w:tcBorders>
               <w:top w:val="single" w:color="999999" w:sz="4"/>
               <w:left w:val="single" w:color="999999" w:sz="4"/>
@@ -767,6 +797,7 @@
         </w:tc>
         <w:tc>
           <w:tcPr>
+            <w:tcW w:type="dxa" w:w="4680"/>
             <w:tcBorders>
               <w:top w:val="single" w:color="999999" w:sz="4"/>
               <w:left w:val="single" w:color="999999" w:sz="4"/>

--- a/drive-docs/nosotros/quienes-somos.docx
+++ b/drive-docs/nosotros/quienes-somos.docx
@@ -700,9 +700,11 @@
       </w:r>
     </w:p>
     <w:p>
-      <w:r>
-        <w:t xml:space="preserve">---</w:t>
-      </w:r>
+      <w:pPr>
+        <w:pBdr>
+          <w:bottom w:val="single" w:color="000000" w:sz="6" w:space="1"/>
+        </w:pBdr>
+      </w:pPr>
     </w:p>
     <w:tbl>
       <w:tblPr>
